--- a/hin/docx/052.content.docx
+++ b/hin/docx/052.content.docx
@@ -364,18 +364,12 @@
           <w:lang w:val="hi_IN" w:bidi="hi_IN"/>
         </w:rPr>
       </w:r>
-      <w:hyperlink r:id="rId13">
-        <w:r>
-          <w:rPr>
-            <w:lang w:val="hi_IN" w:bidi="hi_IN"/>
-          </w:rPr>
-          <w:rPr>
-            <w:color w:val="0000EE"/>
-            <w:u w:val="single"/>
-          </w:rPr>
-          <w:t>प्रे.का. 10:3–6</w:t>
-        </w:r>
-      </w:hyperlink>
+      <w:r>
+        <w:rPr>
+          <w:lang w:val="hi_IN" w:bidi="hi_IN"/>
+        </w:rPr>
+        <w:t>प्रे.का. 10:3–6</w:t>
+      </w:r>
     </w:p>
     <w:p>
       <w:pPr>
@@ -388,18 +382,12 @@
           <w:lang w:val="hi_IN" w:bidi="hi_IN"/>
         </w:rPr>
       </w:r>
-      <w:hyperlink r:id="rId14">
-        <w:r>
-          <w:rPr>
-            <w:lang w:val="hi_IN" w:bidi="hi_IN"/>
-          </w:rPr>
-          <w:rPr>
-            <w:color w:val="0000EE"/>
-            <w:u w:val="single"/>
-          </w:rPr>
-          <w:t>निर्गमन 12:12–14</w:t>
-        </w:r>
-      </w:hyperlink>
+      <w:r>
+        <w:rPr>
+          <w:lang w:val="hi_IN" w:bidi="hi_IN"/>
+        </w:rPr>
+        <w:t>निर्गमन 12:12–14</w:t>
+      </w:r>
     </w:p>
     <w:p>
       <w:pPr>
@@ -412,18 +400,12 @@
           <w:lang w:val="hi_IN" w:bidi="hi_IN"/>
         </w:rPr>
       </w:r>
-      <w:hyperlink r:id="rId15">
-        <w:r>
-          <w:rPr>
-            <w:lang w:val="hi_IN" w:bidi="hi_IN"/>
-          </w:rPr>
-          <w:rPr>
-            <w:color w:val="0000EE"/>
-            <w:u w:val="single"/>
-          </w:rPr>
-          <w:t>यशायाह 66:3</w:t>
-        </w:r>
-      </w:hyperlink>
+      <w:r>
+        <w:rPr>
+          <w:lang w:val="hi_IN" w:bidi="hi_IN"/>
+        </w:rPr>
+        <w:t>यशायाह 66:3</w:t>
+      </w:r>
     </w:p>
     <w:p>
       <w:pPr>
@@ -436,18 +418,12 @@
           <w:lang w:val="hi_IN" w:bidi="hi_IN"/>
         </w:rPr>
       </w:r>
-      <w:hyperlink r:id="rId16">
-        <w:r>
-          <w:rPr>
-            <w:lang w:val="hi_IN" w:bidi="hi_IN"/>
-          </w:rPr>
-          <w:rPr>
-            <w:color w:val="0000EE"/>
-            <w:u w:val="single"/>
-          </w:rPr>
-          <w:t>यहोशू 04:6–7</w:t>
-        </w:r>
-      </w:hyperlink>
+      <w:r>
+        <w:rPr>
+          <w:lang w:val="hi_IN" w:bidi="hi_IN"/>
+        </w:rPr>
+        <w:t>यहोशू 04:6–7</w:t>
+      </w:r>
     </w:p>
     <w:p>
       <w:pPr>
@@ -460,18 +436,12 @@
           <w:lang w:val="hi_IN" w:bidi="hi_IN"/>
         </w:rPr>
       </w:r>
-      <w:hyperlink r:id="rId17">
-        <w:r>
-          <w:rPr>
-            <w:lang w:val="hi_IN" w:bidi="hi_IN"/>
-          </w:rPr>
-          <w:rPr>
-            <w:color w:val="0000EE"/>
-            <w:u w:val="single"/>
-          </w:rPr>
-          <w:t>लैव्यव्यवस्था 23:23–25</w:t>
-        </w:r>
-      </w:hyperlink>
+      <w:r>
+        <w:rPr>
+          <w:lang w:val="hi_IN" w:bidi="hi_IN"/>
+        </w:rPr>
+        <w:t>लैव्यव्यवस्था 23:23–25</w:t>
+      </w:r>
     </w:p>
     <w:p>
       <w:pPr>
